--- a/Lab_4/ПМД_КН-2327Б_Багрій-Белз_ЛР-4.docx
+++ b/Lab_4/ПМД_КН-2327Б_Багрій-Белз_ЛР-4.docx
@@ -555,12 +555,6 @@
         <w:spacing w:line="190" w:lineRule="exact" w:after="0"/>
         <w:jc w:val="left"/>
       </w:pPr>
-    </w:p>
-    <w:p>
-      <w:pPr>
-        <w:spacing w:line="190" w:lineRule="exact" w:after="0"/>
-        <w:jc w:val="left"/>
-      </w:pPr>
       <w:r>
         <w:rPr>
           <w:rFonts w:ascii="Cascadia Mono" w:hAnsi="Cascadia Mono" w:cs="Cascadia Mono"/>
@@ -1857,19 +1851,13 @@
         <w:spacing w:line="190" w:lineRule="exact" w:after="0"/>
         <w:jc w:val="left"/>
       </w:pPr>
-    </w:p>
-    <w:p>
-      <w:pPr>
-        <w:spacing w:line="190" w:lineRule="exact" w:after="0"/>
-        <w:jc w:val="left"/>
-      </w:pPr>
       <w:r>
         <w:rPr>
           <w:rFonts w:ascii="Cascadia Mono" w:hAnsi="Cascadia Mono" w:cs="Cascadia Mono"/>
           <w:b w:val="0"/>
           <w:sz w:val="19"/>
         </w:rPr>
-        <w:t>// === lib/widgets/image_banner_card.dart ===</w:t>
+        <w:t>// === lib/widgets/task_header.dart ===</w:t>
       </w:r>
     </w:p>
     <w:p>
@@ -1903,7 +1891,7 @@
           <w:b w:val="0"/>
           <w:sz w:val="19"/>
         </w:rPr>
-        <w:t>class ImageBannerCard extends StatelessWidget {</w:t>
+        <w:t>class TaskHeader extends StatelessWidget {</w:t>
       </w:r>
     </w:p>
     <w:p>
@@ -1917,7 +1905,7 @@
           <w:b w:val="0"/>
           <w:sz w:val="19"/>
         </w:rPr>
-        <w:t xml:space="preserve">  final IconData icon;</w:t>
+        <w:t xml:space="preserve">  final String title;</w:t>
       </w:r>
     </w:p>
     <w:p>
@@ -1931,7 +1919,7 @@
           <w:b w:val="0"/>
           <w:sz w:val="19"/>
         </w:rPr>
-        <w:t xml:space="preserve">  final double height;</w:t>
+        <w:t xml:space="preserve">  final bool isFavorite;</w:t>
       </w:r>
     </w:p>
     <w:p>
@@ -1945,8 +1933,14 @@
           <w:b w:val="0"/>
           <w:sz w:val="19"/>
         </w:rPr>
-        <w:t xml:space="preserve">  final Color iconColor;</w:t>
+        <w:t xml:space="preserve">  final VoidCallback onFavoriteToggle;</w:t>
       </w:r>
+    </w:p>
+    <w:p>
+      <w:pPr>
+        <w:spacing w:line="190" w:lineRule="exact" w:after="0"/>
+        <w:jc w:val="left"/>
+      </w:pPr>
     </w:p>
     <w:p>
       <w:pPr>
@@ -1959,41 +1953,7 @@
           <w:b w:val="0"/>
           <w:sz w:val="19"/>
         </w:rPr>
-        <w:t xml:space="preserve">  final Color backgroundColor;</w:t>
-      </w:r>
-    </w:p>
-    <w:p>
-      <w:pPr>
-        <w:spacing w:line="190" w:lineRule="exact" w:after="0"/>
-        <w:jc w:val="left"/>
-      </w:pPr>
-      <w:r>
-        <w:rPr>
-          <w:rFonts w:ascii="Cascadia Mono" w:hAnsi="Cascadia Mono" w:cs="Cascadia Mono"/>
-          <w:b w:val="0"/>
-          <w:sz w:val="19"/>
-        </w:rPr>
-        <w:t xml:space="preserve">  final Color borderColor;</w:t>
-      </w:r>
-    </w:p>
-    <w:p>
-      <w:pPr>
-        <w:spacing w:line="190" w:lineRule="exact" w:after="0"/>
-        <w:jc w:val="left"/>
-      </w:pPr>
-    </w:p>
-    <w:p>
-      <w:pPr>
-        <w:spacing w:line="190" w:lineRule="exact" w:after="0"/>
-        <w:jc w:val="left"/>
-      </w:pPr>
-      <w:r>
-        <w:rPr>
-          <w:rFonts w:ascii="Cascadia Mono" w:hAnsi="Cascadia Mono" w:cs="Cascadia Mono"/>
-          <w:b w:val="0"/>
-          <w:sz w:val="19"/>
-        </w:rPr>
-        <w:t xml:space="preserve">  const ImageBannerCard({</w:t>
+        <w:t xml:space="preserve">  const TaskHeader({</w:t>
       </w:r>
     </w:p>
     <w:p>
@@ -2021,7 +1981,7 @@
           <w:b w:val="0"/>
           <w:sz w:val="19"/>
         </w:rPr>
-        <w:t xml:space="preserve">    required this.icon,</w:t>
+        <w:t xml:space="preserve">    required this.title,</w:t>
       </w:r>
     </w:p>
     <w:p>
@@ -2035,7 +1995,7 @@
           <w:b w:val="0"/>
           <w:sz w:val="19"/>
         </w:rPr>
-        <w:t xml:space="preserve">    required this.height,</w:t>
+        <w:t xml:space="preserve">    required this.isFavorite,</w:t>
       </w:r>
     </w:p>
     <w:p>
@@ -2049,35 +2009,7 @@
           <w:b w:val="0"/>
           <w:sz w:val="19"/>
         </w:rPr>
-        <w:t xml:space="preserve">    required this.iconColor,</w:t>
-      </w:r>
-    </w:p>
-    <w:p>
-      <w:pPr>
-        <w:spacing w:line="190" w:lineRule="exact" w:after="0"/>
-        <w:jc w:val="left"/>
-      </w:pPr>
-      <w:r>
-        <w:rPr>
-          <w:rFonts w:ascii="Cascadia Mono" w:hAnsi="Cascadia Mono" w:cs="Cascadia Mono"/>
-          <w:b w:val="0"/>
-          <w:sz w:val="19"/>
-        </w:rPr>
-        <w:t xml:space="preserve">    required this.backgroundColor,</w:t>
-      </w:r>
-    </w:p>
-    <w:p>
-      <w:pPr>
-        <w:spacing w:line="190" w:lineRule="exact" w:after="0"/>
-        <w:jc w:val="left"/>
-      </w:pPr>
-      <w:r>
-        <w:rPr>
-          <w:rFonts w:ascii="Cascadia Mono" w:hAnsi="Cascadia Mono" w:cs="Cascadia Mono"/>
-          <w:b w:val="0"/>
-          <w:sz w:val="19"/>
-        </w:rPr>
-        <w:t xml:space="preserve">    required this.borderColor,</w:t>
+        <w:t xml:space="preserve">    required this.onFavoriteToggle,</w:t>
       </w:r>
     </w:p>
     <w:p>
@@ -2139,7 +2071,7 @@
           <w:b w:val="0"/>
           <w:sz w:val="19"/>
         </w:rPr>
-        <w:t xml:space="preserve">    return Container(</w:t>
+        <w:t xml:space="preserve">    return Row(</w:t>
       </w:r>
     </w:p>
     <w:p>
@@ -2153,7 +2085,7 @@
           <w:b w:val="0"/>
           <w:sz w:val="19"/>
         </w:rPr>
-        <w:t xml:space="preserve">      height: height,</w:t>
+        <w:t xml:space="preserve">      children: [</w:t>
       </w:r>
     </w:p>
     <w:p>
@@ -2167,7 +2099,7 @@
           <w:b w:val="0"/>
           <w:sz w:val="19"/>
         </w:rPr>
-        <w:t xml:space="preserve">      decoration: BoxDecoration(</w:t>
+        <w:t xml:space="preserve">        Expanded(</w:t>
       </w:r>
     </w:p>
     <w:p>
@@ -2181,7 +2113,7 @@
           <w:b w:val="0"/>
           <w:sz w:val="19"/>
         </w:rPr>
-        <w:t xml:space="preserve">        color: backgroundColor,</w:t>
+        <w:t xml:space="preserve">          child: Text(</w:t>
       </w:r>
     </w:p>
     <w:p>
@@ -2195,7 +2127,7 @@
           <w:b w:val="0"/>
           <w:sz w:val="19"/>
         </w:rPr>
-        <w:t xml:space="preserve">        borderRadius: BorderRadius.circular(16),</w:t>
+        <w:t xml:space="preserve">            title,</w:t>
       </w:r>
     </w:p>
     <w:p>
@@ -2209,7 +2141,7 @@
           <w:b w:val="0"/>
           <w:sz w:val="19"/>
         </w:rPr>
-        <w:t xml:space="preserve">        border: Border.all(</w:t>
+        <w:t xml:space="preserve">            style: const TextStyle(</w:t>
       </w:r>
     </w:p>
     <w:p>
@@ -2223,7 +2155,7 @@
           <w:b w:val="0"/>
           <w:sz w:val="19"/>
         </w:rPr>
-        <w:t xml:space="preserve">          color: borderColor,</w:t>
+        <w:t xml:space="preserve">              fontSize: 20,</w:t>
       </w:r>
     </w:p>
     <w:p>
@@ -2237,7 +2169,49 @@
           <w:b w:val="0"/>
           <w:sz w:val="19"/>
         </w:rPr>
-        <w:t xml:space="preserve">          width: 1,</w:t>
+        <w:t xml:space="preserve">              fontWeight: FontWeight.bold,</w:t>
+      </w:r>
+    </w:p>
+    <w:p>
+      <w:pPr>
+        <w:spacing w:line="190" w:lineRule="exact" w:after="0"/>
+        <w:jc w:val="left"/>
+      </w:pPr>
+      <w:r>
+        <w:rPr>
+          <w:rFonts w:ascii="Cascadia Mono" w:hAnsi="Cascadia Mono" w:cs="Cascadia Mono"/>
+          <w:b w:val="0"/>
+          <w:sz w:val="19"/>
+        </w:rPr>
+        <w:t xml:space="preserve">              color: Colors.white,</w:t>
+      </w:r>
+    </w:p>
+    <w:p>
+      <w:pPr>
+        <w:spacing w:line="190" w:lineRule="exact" w:after="0"/>
+        <w:jc w:val="left"/>
+      </w:pPr>
+      <w:r>
+        <w:rPr>
+          <w:rFonts w:ascii="Cascadia Mono" w:hAnsi="Cascadia Mono" w:cs="Cascadia Mono"/>
+          <w:b w:val="0"/>
+          <w:sz w:val="19"/>
+        </w:rPr>
+        <w:t xml:space="preserve">            ),</w:t>
+      </w:r>
+    </w:p>
+    <w:p>
+      <w:pPr>
+        <w:spacing w:line="190" w:lineRule="exact" w:after="0"/>
+        <w:jc w:val="left"/>
+      </w:pPr>
+      <w:r>
+        <w:rPr>
+          <w:rFonts w:ascii="Cascadia Mono" w:hAnsi="Cascadia Mono" w:cs="Cascadia Mono"/>
+          <w:b w:val="0"/>
+          <w:sz w:val="19"/>
+        </w:rPr>
+        <w:t xml:space="preserve">          ),</w:t>
       </w:r>
     </w:p>
     <w:p>
@@ -2265,7 +2239,7 @@
           <w:b w:val="0"/>
           <w:sz w:val="19"/>
         </w:rPr>
-        <w:t xml:space="preserve">      ),</w:t>
+        <w:t xml:space="preserve">        IconButton(</w:t>
       </w:r>
     </w:p>
     <w:p>
@@ -2279,7 +2253,7 @@
           <w:b w:val="0"/>
           <w:sz w:val="19"/>
         </w:rPr>
-        <w:t xml:space="preserve">      child: Center(</w:t>
+        <w:t xml:space="preserve">          icon: Icon(</w:t>
       </w:r>
     </w:p>
     <w:p>
@@ -2293,7 +2267,7 @@
           <w:b w:val="0"/>
           <w:sz w:val="19"/>
         </w:rPr>
-        <w:t xml:space="preserve">        child: Icon(</w:t>
+        <w:t xml:space="preserve">            isFavorite ? Icons.favorite : Icons.favorite_border,</w:t>
       </w:r>
     </w:p>
     <w:p>
@@ -2307,7 +2281,7 @@
           <w:b w:val="0"/>
           <w:sz w:val="19"/>
         </w:rPr>
-        <w:t xml:space="preserve">          icon,</w:t>
+        <w:t xml:space="preserve">            color: isFavorite ? Colors.redAccent : Colors.grey,</w:t>
       </w:r>
     </w:p>
     <w:p>
@@ -2321,7 +2295,7 @@
           <w:b w:val="0"/>
           <w:sz w:val="19"/>
         </w:rPr>
-        <w:t xml:space="preserve">          size: 80,</w:t>
+        <w:t xml:space="preserve">          ),</w:t>
       </w:r>
     </w:p>
     <w:p>
@@ -2335,7 +2309,7 @@
           <w:b w:val="0"/>
           <w:sz w:val="19"/>
         </w:rPr>
-        <w:t xml:space="preserve">          color: iconColor,</w:t>
+        <w:t xml:space="preserve">          onPressed: onFavoriteToggle,</w:t>
       </w:r>
     </w:p>
     <w:p>
@@ -2363,7 +2337,7 @@
           <w:b w:val="0"/>
           <w:sz w:val="19"/>
         </w:rPr>
-        <w:t xml:space="preserve">      ),</w:t>
+        <w:t xml:space="preserve">      ],</w:t>
       </w:r>
     </w:p>
     <w:p>
@@ -2407,1150 +2381,6 @@
         </w:rPr>
         <w:t>}</w:t>
       </w:r>
-    </w:p>
-    <w:p>
-      <w:pPr>
-        <w:spacing w:line="190" w:lineRule="exact" w:after="0"/>
-        <w:jc w:val="left"/>
-      </w:pPr>
-    </w:p>
-    <w:p>
-      <w:pPr>
-        <w:spacing w:line="190" w:lineRule="exact" w:after="0"/>
-        <w:jc w:val="left"/>
-      </w:pPr>
-    </w:p>
-    <w:p>
-      <w:pPr>
-        <w:spacing w:line="190" w:lineRule="exact" w:after="0"/>
-        <w:jc w:val="left"/>
-      </w:pPr>
-      <w:r>
-        <w:rPr>
-          <w:rFonts w:ascii="Cascadia Mono" w:hAnsi="Cascadia Mono" w:cs="Cascadia Mono"/>
-          <w:b w:val="0"/>
-          <w:sz w:val="19"/>
-        </w:rPr>
-        <w:t>// === lib/widgets/task_header.dart ===</w:t>
-      </w:r>
-    </w:p>
-    <w:p>
-      <w:pPr>
-        <w:spacing w:line="190" w:lineRule="exact" w:after="0"/>
-        <w:jc w:val="left"/>
-      </w:pPr>
-      <w:r>
-        <w:rPr>
-          <w:rFonts w:ascii="Cascadia Mono" w:hAnsi="Cascadia Mono" w:cs="Cascadia Mono"/>
-          <w:b w:val="0"/>
-          <w:sz w:val="19"/>
-        </w:rPr>
-        <w:t>import 'package:flutter/material.dart';</w:t>
-      </w:r>
-    </w:p>
-    <w:p>
-      <w:pPr>
-        <w:spacing w:line="190" w:lineRule="exact" w:after="0"/>
-        <w:jc w:val="left"/>
-      </w:pPr>
-    </w:p>
-    <w:p>
-      <w:pPr>
-        <w:spacing w:line="190" w:lineRule="exact" w:after="0"/>
-        <w:jc w:val="left"/>
-      </w:pPr>
-      <w:r>
-        <w:rPr>
-          <w:rFonts w:ascii="Cascadia Mono" w:hAnsi="Cascadia Mono" w:cs="Cascadia Mono"/>
-          <w:b w:val="0"/>
-          <w:sz w:val="19"/>
-        </w:rPr>
-        <w:t>class TaskHeader extends StatelessWidget {</w:t>
-      </w:r>
-    </w:p>
-    <w:p>
-      <w:pPr>
-        <w:spacing w:line="190" w:lineRule="exact" w:after="0"/>
-        <w:jc w:val="left"/>
-      </w:pPr>
-      <w:r>
-        <w:rPr>
-          <w:rFonts w:ascii="Cascadia Mono" w:hAnsi="Cascadia Mono" w:cs="Cascadia Mono"/>
-          <w:b w:val="0"/>
-          <w:sz w:val="19"/>
-        </w:rPr>
-        <w:t xml:space="preserve">  final String title;</w:t>
-      </w:r>
-    </w:p>
-    <w:p>
-      <w:pPr>
-        <w:spacing w:line="190" w:lineRule="exact" w:after="0"/>
-        <w:jc w:val="left"/>
-      </w:pPr>
-      <w:r>
-        <w:rPr>
-          <w:rFonts w:ascii="Cascadia Mono" w:hAnsi="Cascadia Mono" w:cs="Cascadia Mono"/>
-          <w:b w:val="0"/>
-          <w:sz w:val="19"/>
-        </w:rPr>
-        <w:t xml:space="preserve">  final bool isFavorite;</w:t>
-      </w:r>
-    </w:p>
-    <w:p>
-      <w:pPr>
-        <w:spacing w:line="190" w:lineRule="exact" w:after="0"/>
-        <w:jc w:val="left"/>
-      </w:pPr>
-      <w:r>
-        <w:rPr>
-          <w:rFonts w:ascii="Cascadia Mono" w:hAnsi="Cascadia Mono" w:cs="Cascadia Mono"/>
-          <w:b w:val="0"/>
-          <w:sz w:val="19"/>
-        </w:rPr>
-        <w:t xml:space="preserve">  final VoidCallback onFavoriteToggle;</w:t>
-      </w:r>
-    </w:p>
-    <w:p>
-      <w:pPr>
-        <w:spacing w:line="190" w:lineRule="exact" w:after="0"/>
-        <w:jc w:val="left"/>
-      </w:pPr>
-    </w:p>
-    <w:p>
-      <w:pPr>
-        <w:spacing w:line="190" w:lineRule="exact" w:after="0"/>
-        <w:jc w:val="left"/>
-      </w:pPr>
-      <w:r>
-        <w:rPr>
-          <w:rFonts w:ascii="Cascadia Mono" w:hAnsi="Cascadia Mono" w:cs="Cascadia Mono"/>
-          <w:b w:val="0"/>
-          <w:sz w:val="19"/>
-        </w:rPr>
-        <w:t xml:space="preserve">  const TaskHeader({</w:t>
-      </w:r>
-    </w:p>
-    <w:p>
-      <w:pPr>
-        <w:spacing w:line="190" w:lineRule="exact" w:after="0"/>
-        <w:jc w:val="left"/>
-      </w:pPr>
-      <w:r>
-        <w:rPr>
-          <w:rFonts w:ascii="Cascadia Mono" w:hAnsi="Cascadia Mono" w:cs="Cascadia Mono"/>
-          <w:b w:val="0"/>
-          <w:sz w:val="19"/>
-        </w:rPr>
-        <w:t xml:space="preserve">    super.key,</w:t>
-      </w:r>
-    </w:p>
-    <w:p>
-      <w:pPr>
-        <w:spacing w:line="190" w:lineRule="exact" w:after="0"/>
-        <w:jc w:val="left"/>
-      </w:pPr>
-      <w:r>
-        <w:rPr>
-          <w:rFonts w:ascii="Cascadia Mono" w:hAnsi="Cascadia Mono" w:cs="Cascadia Mono"/>
-          <w:b w:val="0"/>
-          <w:sz w:val="19"/>
-        </w:rPr>
-        <w:t xml:space="preserve">    required this.title,</w:t>
-      </w:r>
-    </w:p>
-    <w:p>
-      <w:pPr>
-        <w:spacing w:line="190" w:lineRule="exact" w:after="0"/>
-        <w:jc w:val="left"/>
-      </w:pPr>
-      <w:r>
-        <w:rPr>
-          <w:rFonts w:ascii="Cascadia Mono" w:hAnsi="Cascadia Mono" w:cs="Cascadia Mono"/>
-          <w:b w:val="0"/>
-          <w:sz w:val="19"/>
-        </w:rPr>
-        <w:t xml:space="preserve">    required this.isFavorite,</w:t>
-      </w:r>
-    </w:p>
-    <w:p>
-      <w:pPr>
-        <w:spacing w:line="190" w:lineRule="exact" w:after="0"/>
-        <w:jc w:val="left"/>
-      </w:pPr>
-      <w:r>
-        <w:rPr>
-          <w:rFonts w:ascii="Cascadia Mono" w:hAnsi="Cascadia Mono" w:cs="Cascadia Mono"/>
-          <w:b w:val="0"/>
-          <w:sz w:val="19"/>
-        </w:rPr>
-        <w:t xml:space="preserve">    required this.onFavoriteToggle,</w:t>
-      </w:r>
-    </w:p>
-    <w:p>
-      <w:pPr>
-        <w:spacing w:line="190" w:lineRule="exact" w:after="0"/>
-        <w:jc w:val="left"/>
-      </w:pPr>
-      <w:r>
-        <w:rPr>
-          <w:rFonts w:ascii="Cascadia Mono" w:hAnsi="Cascadia Mono" w:cs="Cascadia Mono"/>
-          <w:b w:val="0"/>
-          <w:sz w:val="19"/>
-        </w:rPr>
-        <w:t xml:space="preserve">  });</w:t>
-      </w:r>
-    </w:p>
-    <w:p>
-      <w:pPr>
-        <w:spacing w:line="190" w:lineRule="exact" w:after="0"/>
-        <w:jc w:val="left"/>
-      </w:pPr>
-    </w:p>
-    <w:p>
-      <w:pPr>
-        <w:spacing w:line="190" w:lineRule="exact" w:after="0"/>
-        <w:jc w:val="left"/>
-      </w:pPr>
-      <w:r>
-        <w:rPr>
-          <w:rFonts w:ascii="Cascadia Mono" w:hAnsi="Cascadia Mono" w:cs="Cascadia Mono"/>
-          <w:b w:val="0"/>
-          <w:sz w:val="19"/>
-        </w:rPr>
-        <w:t xml:space="preserve">  @override</w:t>
-      </w:r>
-    </w:p>
-    <w:p>
-      <w:pPr>
-        <w:spacing w:line="190" w:lineRule="exact" w:after="0"/>
-        <w:jc w:val="left"/>
-      </w:pPr>
-      <w:r>
-        <w:rPr>
-          <w:rFonts w:ascii="Cascadia Mono" w:hAnsi="Cascadia Mono" w:cs="Cascadia Mono"/>
-          <w:b w:val="0"/>
-          <w:sz w:val="19"/>
-        </w:rPr>
-        <w:t xml:space="preserve">  Widget build(BuildContext context) {</w:t>
-      </w:r>
-    </w:p>
-    <w:p>
-      <w:pPr>
-        <w:spacing w:line="190" w:lineRule="exact" w:after="0"/>
-        <w:jc w:val="left"/>
-      </w:pPr>
-      <w:r>
-        <w:rPr>
-          <w:rFonts w:ascii="Cascadia Mono" w:hAnsi="Cascadia Mono" w:cs="Cascadia Mono"/>
-          <w:b w:val="0"/>
-          <w:sz w:val="19"/>
-        </w:rPr>
-        <w:t xml:space="preserve">    return Row(</w:t>
-      </w:r>
-    </w:p>
-    <w:p>
-      <w:pPr>
-        <w:spacing w:line="190" w:lineRule="exact" w:after="0"/>
-        <w:jc w:val="left"/>
-      </w:pPr>
-      <w:r>
-        <w:rPr>
-          <w:rFonts w:ascii="Cascadia Mono" w:hAnsi="Cascadia Mono" w:cs="Cascadia Mono"/>
-          <w:b w:val="0"/>
-          <w:sz w:val="19"/>
-        </w:rPr>
-        <w:t xml:space="preserve">      children: [</w:t>
-      </w:r>
-    </w:p>
-    <w:p>
-      <w:pPr>
-        <w:spacing w:line="190" w:lineRule="exact" w:after="0"/>
-        <w:jc w:val="left"/>
-      </w:pPr>
-      <w:r>
-        <w:rPr>
-          <w:rFonts w:ascii="Cascadia Mono" w:hAnsi="Cascadia Mono" w:cs="Cascadia Mono"/>
-          <w:b w:val="0"/>
-          <w:sz w:val="19"/>
-        </w:rPr>
-        <w:t xml:space="preserve">        Expanded(</w:t>
-      </w:r>
-    </w:p>
-    <w:p>
-      <w:pPr>
-        <w:spacing w:line="190" w:lineRule="exact" w:after="0"/>
-        <w:jc w:val="left"/>
-      </w:pPr>
-      <w:r>
-        <w:rPr>
-          <w:rFonts w:ascii="Cascadia Mono" w:hAnsi="Cascadia Mono" w:cs="Cascadia Mono"/>
-          <w:b w:val="0"/>
-          <w:sz w:val="19"/>
-        </w:rPr>
-        <w:t xml:space="preserve">          child: Text(</w:t>
-      </w:r>
-    </w:p>
-    <w:p>
-      <w:pPr>
-        <w:spacing w:line="190" w:lineRule="exact" w:after="0"/>
-        <w:jc w:val="left"/>
-      </w:pPr>
-      <w:r>
-        <w:rPr>
-          <w:rFonts w:ascii="Cascadia Mono" w:hAnsi="Cascadia Mono" w:cs="Cascadia Mono"/>
-          <w:b w:val="0"/>
-          <w:sz w:val="19"/>
-        </w:rPr>
-        <w:t xml:space="preserve">            title,</w:t>
-      </w:r>
-    </w:p>
-    <w:p>
-      <w:pPr>
-        <w:spacing w:line="190" w:lineRule="exact" w:after="0"/>
-        <w:jc w:val="left"/>
-      </w:pPr>
-      <w:r>
-        <w:rPr>
-          <w:rFonts w:ascii="Cascadia Mono" w:hAnsi="Cascadia Mono" w:cs="Cascadia Mono"/>
-          <w:b w:val="0"/>
-          <w:sz w:val="19"/>
-        </w:rPr>
-        <w:t xml:space="preserve">            style: const TextStyle(</w:t>
-      </w:r>
-    </w:p>
-    <w:p>
-      <w:pPr>
-        <w:spacing w:line="190" w:lineRule="exact" w:after="0"/>
-        <w:jc w:val="left"/>
-      </w:pPr>
-      <w:r>
-        <w:rPr>
-          <w:rFonts w:ascii="Cascadia Mono" w:hAnsi="Cascadia Mono" w:cs="Cascadia Mono"/>
-          <w:b w:val="0"/>
-          <w:sz w:val="19"/>
-        </w:rPr>
-        <w:t xml:space="preserve">              fontSize: 20,</w:t>
-      </w:r>
-    </w:p>
-    <w:p>
-      <w:pPr>
-        <w:spacing w:line="190" w:lineRule="exact" w:after="0"/>
-        <w:jc w:val="left"/>
-      </w:pPr>
-      <w:r>
-        <w:rPr>
-          <w:rFonts w:ascii="Cascadia Mono" w:hAnsi="Cascadia Mono" w:cs="Cascadia Mono"/>
-          <w:b w:val="0"/>
-          <w:sz w:val="19"/>
-        </w:rPr>
-        <w:t xml:space="preserve">              fontWeight: FontWeight.bold,</w:t>
-      </w:r>
-    </w:p>
-    <w:p>
-      <w:pPr>
-        <w:spacing w:line="190" w:lineRule="exact" w:after="0"/>
-        <w:jc w:val="left"/>
-      </w:pPr>
-      <w:r>
-        <w:rPr>
-          <w:rFonts w:ascii="Cascadia Mono" w:hAnsi="Cascadia Mono" w:cs="Cascadia Mono"/>
-          <w:b w:val="0"/>
-          <w:sz w:val="19"/>
-        </w:rPr>
-        <w:t xml:space="preserve">              color: Colors.white,</w:t>
-      </w:r>
-    </w:p>
-    <w:p>
-      <w:pPr>
-        <w:spacing w:line="190" w:lineRule="exact" w:after="0"/>
-        <w:jc w:val="left"/>
-      </w:pPr>
-      <w:r>
-        <w:rPr>
-          <w:rFonts w:ascii="Cascadia Mono" w:hAnsi="Cascadia Mono" w:cs="Cascadia Mono"/>
-          <w:b w:val="0"/>
-          <w:sz w:val="19"/>
-        </w:rPr>
-        <w:t xml:space="preserve">            ),</w:t>
-      </w:r>
-    </w:p>
-    <w:p>
-      <w:pPr>
-        <w:spacing w:line="190" w:lineRule="exact" w:after="0"/>
-        <w:jc w:val="left"/>
-      </w:pPr>
-      <w:r>
-        <w:rPr>
-          <w:rFonts w:ascii="Cascadia Mono" w:hAnsi="Cascadia Mono" w:cs="Cascadia Mono"/>
-          <w:b w:val="0"/>
-          <w:sz w:val="19"/>
-        </w:rPr>
-        <w:t xml:space="preserve">          ),</w:t>
-      </w:r>
-    </w:p>
-    <w:p>
-      <w:pPr>
-        <w:spacing w:line="190" w:lineRule="exact" w:after="0"/>
-        <w:jc w:val="left"/>
-      </w:pPr>
-      <w:r>
-        <w:rPr>
-          <w:rFonts w:ascii="Cascadia Mono" w:hAnsi="Cascadia Mono" w:cs="Cascadia Mono"/>
-          <w:b w:val="0"/>
-          <w:sz w:val="19"/>
-        </w:rPr>
-        <w:t xml:space="preserve">        ),</w:t>
-      </w:r>
-    </w:p>
-    <w:p>
-      <w:pPr>
-        <w:spacing w:line="190" w:lineRule="exact" w:after="0"/>
-        <w:jc w:val="left"/>
-      </w:pPr>
-      <w:r>
-        <w:rPr>
-          <w:rFonts w:ascii="Cascadia Mono" w:hAnsi="Cascadia Mono" w:cs="Cascadia Mono"/>
-          <w:b w:val="0"/>
-          <w:sz w:val="19"/>
-        </w:rPr>
-        <w:t xml:space="preserve">        IconButton(</w:t>
-      </w:r>
-    </w:p>
-    <w:p>
-      <w:pPr>
-        <w:spacing w:line="190" w:lineRule="exact" w:after="0"/>
-        <w:jc w:val="left"/>
-      </w:pPr>
-      <w:r>
-        <w:rPr>
-          <w:rFonts w:ascii="Cascadia Mono" w:hAnsi="Cascadia Mono" w:cs="Cascadia Mono"/>
-          <w:b w:val="0"/>
-          <w:sz w:val="19"/>
-        </w:rPr>
-        <w:t xml:space="preserve">          icon: Icon(</w:t>
-      </w:r>
-    </w:p>
-    <w:p>
-      <w:pPr>
-        <w:spacing w:line="190" w:lineRule="exact" w:after="0"/>
-        <w:jc w:val="left"/>
-      </w:pPr>
-      <w:r>
-        <w:rPr>
-          <w:rFonts w:ascii="Cascadia Mono" w:hAnsi="Cascadia Mono" w:cs="Cascadia Mono"/>
-          <w:b w:val="0"/>
-          <w:sz w:val="19"/>
-        </w:rPr>
-        <w:t xml:space="preserve">            isFavorite ? Icons.favorite : Icons.favorite_border,</w:t>
-      </w:r>
-    </w:p>
-    <w:p>
-      <w:pPr>
-        <w:spacing w:line="190" w:lineRule="exact" w:after="0"/>
-        <w:jc w:val="left"/>
-      </w:pPr>
-      <w:r>
-        <w:rPr>
-          <w:rFonts w:ascii="Cascadia Mono" w:hAnsi="Cascadia Mono" w:cs="Cascadia Mono"/>
-          <w:b w:val="0"/>
-          <w:sz w:val="19"/>
-        </w:rPr>
-        <w:t xml:space="preserve">            color: isFavorite ? Colors.redAccent : Colors.grey,</w:t>
-      </w:r>
-    </w:p>
-    <w:p>
-      <w:pPr>
-        <w:spacing w:line="190" w:lineRule="exact" w:after="0"/>
-        <w:jc w:val="left"/>
-      </w:pPr>
-      <w:r>
-        <w:rPr>
-          <w:rFonts w:ascii="Cascadia Mono" w:hAnsi="Cascadia Mono" w:cs="Cascadia Mono"/>
-          <w:b w:val="0"/>
-          <w:sz w:val="19"/>
-        </w:rPr>
-        <w:t xml:space="preserve">          ),</w:t>
-      </w:r>
-    </w:p>
-    <w:p>
-      <w:pPr>
-        <w:spacing w:line="190" w:lineRule="exact" w:after="0"/>
-        <w:jc w:val="left"/>
-      </w:pPr>
-      <w:r>
-        <w:rPr>
-          <w:rFonts w:ascii="Cascadia Mono" w:hAnsi="Cascadia Mono" w:cs="Cascadia Mono"/>
-          <w:b w:val="0"/>
-          <w:sz w:val="19"/>
-        </w:rPr>
-        <w:t xml:space="preserve">          onPressed: onFavoriteToggle,</w:t>
-      </w:r>
-    </w:p>
-    <w:p>
-      <w:pPr>
-        <w:spacing w:line="190" w:lineRule="exact" w:after="0"/>
-        <w:jc w:val="left"/>
-      </w:pPr>
-      <w:r>
-        <w:rPr>
-          <w:rFonts w:ascii="Cascadia Mono" w:hAnsi="Cascadia Mono" w:cs="Cascadia Mono"/>
-          <w:b w:val="0"/>
-          <w:sz w:val="19"/>
-        </w:rPr>
-        <w:t xml:space="preserve">        ),</w:t>
-      </w:r>
-    </w:p>
-    <w:p>
-      <w:pPr>
-        <w:spacing w:line="190" w:lineRule="exact" w:after="0"/>
-        <w:jc w:val="left"/>
-      </w:pPr>
-      <w:r>
-        <w:rPr>
-          <w:rFonts w:ascii="Cascadia Mono" w:hAnsi="Cascadia Mono" w:cs="Cascadia Mono"/>
-          <w:b w:val="0"/>
-          <w:sz w:val="19"/>
-        </w:rPr>
-        <w:t xml:space="preserve">      ],</w:t>
-      </w:r>
-    </w:p>
-    <w:p>
-      <w:pPr>
-        <w:spacing w:line="190" w:lineRule="exact" w:after="0"/>
-        <w:jc w:val="left"/>
-      </w:pPr>
-      <w:r>
-        <w:rPr>
-          <w:rFonts w:ascii="Cascadia Mono" w:hAnsi="Cascadia Mono" w:cs="Cascadia Mono"/>
-          <w:b w:val="0"/>
-          <w:sz w:val="19"/>
-        </w:rPr>
-        <w:t xml:space="preserve">    );</w:t>
-      </w:r>
-    </w:p>
-    <w:p>
-      <w:pPr>
-        <w:spacing w:line="190" w:lineRule="exact" w:after="0"/>
-        <w:jc w:val="left"/>
-      </w:pPr>
-      <w:r>
-        <w:rPr>
-          <w:rFonts w:ascii="Cascadia Mono" w:hAnsi="Cascadia Mono" w:cs="Cascadia Mono"/>
-          <w:b w:val="0"/>
-          <w:sz w:val="19"/>
-        </w:rPr>
-        <w:t xml:space="preserve">  }</w:t>
-      </w:r>
-    </w:p>
-    <w:p>
-      <w:pPr>
-        <w:spacing w:line="190" w:lineRule="exact" w:after="0"/>
-        <w:jc w:val="left"/>
-      </w:pPr>
-      <w:r>
-        <w:rPr>
-          <w:rFonts w:ascii="Cascadia Mono" w:hAnsi="Cascadia Mono" w:cs="Cascadia Mono"/>
-          <w:b w:val="0"/>
-          <w:sz w:val="19"/>
-        </w:rPr>
-        <w:t>}</w:t>
-      </w:r>
-    </w:p>
-    <w:p>
-      <w:pPr>
-        <w:spacing w:line="190" w:lineRule="exact" w:after="0"/>
-        <w:jc w:val="left"/>
-      </w:pPr>
-    </w:p>
-    <w:p>
-      <w:pPr>
-        <w:spacing w:line="190" w:lineRule="exact" w:after="0"/>
-        <w:jc w:val="left"/>
-      </w:pPr>
-    </w:p>
-    <w:p>
-      <w:pPr>
-        <w:spacing w:line="190" w:lineRule="exact" w:after="0"/>
-        <w:jc w:val="left"/>
-      </w:pPr>
-      <w:r>
-        <w:rPr>
-          <w:rFonts w:ascii="Cascadia Mono" w:hAnsi="Cascadia Mono" w:cs="Cascadia Mono"/>
-          <w:b w:val="0"/>
-          <w:sz w:val="19"/>
-        </w:rPr>
-        <w:t>// === lib/widgets/task_info_card.dart ===</w:t>
-      </w:r>
-    </w:p>
-    <w:p>
-      <w:pPr>
-        <w:spacing w:line="190" w:lineRule="exact" w:after="0"/>
-        <w:jc w:val="left"/>
-      </w:pPr>
-      <w:r>
-        <w:rPr>
-          <w:rFonts w:ascii="Cascadia Mono" w:hAnsi="Cascadia Mono" w:cs="Cascadia Mono"/>
-          <w:b w:val="0"/>
-          <w:sz w:val="19"/>
-        </w:rPr>
-        <w:t>import 'package:flutter/material.dart';</w:t>
-      </w:r>
-    </w:p>
-    <w:p>
-      <w:pPr>
-        <w:spacing w:line="190" w:lineRule="exact" w:after="0"/>
-        <w:jc w:val="left"/>
-      </w:pPr>
-    </w:p>
-    <w:p>
-      <w:pPr>
-        <w:spacing w:line="190" w:lineRule="exact" w:after="0"/>
-        <w:jc w:val="left"/>
-      </w:pPr>
-      <w:r>
-        <w:rPr>
-          <w:rFonts w:ascii="Cascadia Mono" w:hAnsi="Cascadia Mono" w:cs="Cascadia Mono"/>
-          <w:b w:val="0"/>
-          <w:sz w:val="19"/>
-        </w:rPr>
-        <w:t>class TaskInfoCard extends StatelessWidget {</w:t>
-      </w:r>
-    </w:p>
-    <w:p>
-      <w:pPr>
-        <w:spacing w:line="190" w:lineRule="exact" w:after="0"/>
-        <w:jc w:val="left"/>
-      </w:pPr>
-      <w:r>
-        <w:rPr>
-          <w:rFonts w:ascii="Cascadia Mono" w:hAnsi="Cascadia Mono" w:cs="Cascadia Mono"/>
-          <w:b w:val="0"/>
-          <w:sz w:val="19"/>
-        </w:rPr>
-        <w:t xml:space="preserve">  final String description;</w:t>
-      </w:r>
-    </w:p>
-    <w:p>
-      <w:pPr>
-        <w:spacing w:line="190" w:lineRule="exact" w:after="0"/>
-        <w:jc w:val="left"/>
-      </w:pPr>
-      <w:r>
-        <w:rPr>
-          <w:rFonts w:ascii="Cascadia Mono" w:hAnsi="Cascadia Mono" w:cs="Cascadia Mono"/>
-          <w:b w:val="0"/>
-          <w:sz w:val="19"/>
-        </w:rPr>
-        <w:t xml:space="preserve">  final Color backgroundColor;</w:t>
-      </w:r>
-    </w:p>
-    <w:p>
-      <w:pPr>
-        <w:spacing w:line="190" w:lineRule="exact" w:after="0"/>
-        <w:jc w:val="left"/>
-      </w:pPr>
-      <w:r>
-        <w:rPr>
-          <w:rFonts w:ascii="Cascadia Mono" w:hAnsi="Cascadia Mono" w:cs="Cascadia Mono"/>
-          <w:b w:val="0"/>
-          <w:sz w:val="19"/>
-        </w:rPr>
-        <w:t xml:space="preserve">  final Color borderColor;</w:t>
-      </w:r>
-    </w:p>
-    <w:p>
-      <w:pPr>
-        <w:spacing w:line="190" w:lineRule="exact" w:after="0"/>
-        <w:jc w:val="left"/>
-      </w:pPr>
-      <w:r>
-        <w:rPr>
-          <w:rFonts w:ascii="Cascadia Mono" w:hAnsi="Cascadia Mono" w:cs="Cascadia Mono"/>
-          <w:b w:val="0"/>
-          <w:sz w:val="19"/>
-        </w:rPr>
-        <w:t xml:space="preserve">  final Color textColor;</w:t>
-      </w:r>
-    </w:p>
-    <w:p>
-      <w:pPr>
-        <w:spacing w:line="190" w:lineRule="exact" w:after="0"/>
-        <w:jc w:val="left"/>
-      </w:pPr>
-    </w:p>
-    <w:p>
-      <w:pPr>
-        <w:spacing w:line="190" w:lineRule="exact" w:after="0"/>
-        <w:jc w:val="left"/>
-      </w:pPr>
-      <w:r>
-        <w:rPr>
-          <w:rFonts w:ascii="Cascadia Mono" w:hAnsi="Cascadia Mono" w:cs="Cascadia Mono"/>
-          <w:b w:val="0"/>
-          <w:sz w:val="19"/>
-        </w:rPr>
-        <w:t xml:space="preserve">  const TaskInfoCard({</w:t>
-      </w:r>
-    </w:p>
-    <w:p>
-      <w:pPr>
-        <w:spacing w:line="190" w:lineRule="exact" w:after="0"/>
-        <w:jc w:val="left"/>
-      </w:pPr>
-      <w:r>
-        <w:rPr>
-          <w:rFonts w:ascii="Cascadia Mono" w:hAnsi="Cascadia Mono" w:cs="Cascadia Mono"/>
-          <w:b w:val="0"/>
-          <w:sz w:val="19"/>
-        </w:rPr>
-        <w:t xml:space="preserve">    super.key,</w:t>
-      </w:r>
-    </w:p>
-    <w:p>
-      <w:pPr>
-        <w:spacing w:line="190" w:lineRule="exact" w:after="0"/>
-        <w:jc w:val="left"/>
-      </w:pPr>
-      <w:r>
-        <w:rPr>
-          <w:rFonts w:ascii="Cascadia Mono" w:hAnsi="Cascadia Mono" w:cs="Cascadia Mono"/>
-          <w:b w:val="0"/>
-          <w:sz w:val="19"/>
-        </w:rPr>
-        <w:t xml:space="preserve">    required this.description,</w:t>
-      </w:r>
-    </w:p>
-    <w:p>
-      <w:pPr>
-        <w:spacing w:line="190" w:lineRule="exact" w:after="0"/>
-        <w:jc w:val="left"/>
-      </w:pPr>
-      <w:r>
-        <w:rPr>
-          <w:rFonts w:ascii="Cascadia Mono" w:hAnsi="Cascadia Mono" w:cs="Cascadia Mono"/>
-          <w:b w:val="0"/>
-          <w:sz w:val="19"/>
-        </w:rPr>
-        <w:t xml:space="preserve">    required this.backgroundColor,</w:t>
-      </w:r>
-    </w:p>
-    <w:p>
-      <w:pPr>
-        <w:spacing w:line="190" w:lineRule="exact" w:after="0"/>
-        <w:jc w:val="left"/>
-      </w:pPr>
-      <w:r>
-        <w:rPr>
-          <w:rFonts w:ascii="Cascadia Mono" w:hAnsi="Cascadia Mono" w:cs="Cascadia Mono"/>
-          <w:b w:val="0"/>
-          <w:sz w:val="19"/>
-        </w:rPr>
-        <w:t xml:space="preserve">    required this.borderColor,</w:t>
-      </w:r>
-    </w:p>
-    <w:p>
-      <w:pPr>
-        <w:spacing w:line="190" w:lineRule="exact" w:after="0"/>
-        <w:jc w:val="left"/>
-      </w:pPr>
-      <w:r>
-        <w:rPr>
-          <w:rFonts w:ascii="Cascadia Mono" w:hAnsi="Cascadia Mono" w:cs="Cascadia Mono"/>
-          <w:b w:val="0"/>
-          <w:sz w:val="19"/>
-        </w:rPr>
-        <w:t xml:space="preserve">    required this.textColor,</w:t>
-      </w:r>
-    </w:p>
-    <w:p>
-      <w:pPr>
-        <w:spacing w:line="190" w:lineRule="exact" w:after="0"/>
-        <w:jc w:val="left"/>
-      </w:pPr>
-      <w:r>
-        <w:rPr>
-          <w:rFonts w:ascii="Cascadia Mono" w:hAnsi="Cascadia Mono" w:cs="Cascadia Mono"/>
-          <w:b w:val="0"/>
-          <w:sz w:val="19"/>
-        </w:rPr>
-        <w:t xml:space="preserve">  });</w:t>
-      </w:r>
-    </w:p>
-    <w:p>
-      <w:pPr>
-        <w:spacing w:line="190" w:lineRule="exact" w:after="0"/>
-        <w:jc w:val="left"/>
-      </w:pPr>
-    </w:p>
-    <w:p>
-      <w:pPr>
-        <w:spacing w:line="190" w:lineRule="exact" w:after="0"/>
-        <w:jc w:val="left"/>
-      </w:pPr>
-      <w:r>
-        <w:rPr>
-          <w:rFonts w:ascii="Cascadia Mono" w:hAnsi="Cascadia Mono" w:cs="Cascadia Mono"/>
-          <w:b w:val="0"/>
-          <w:sz w:val="19"/>
-        </w:rPr>
-        <w:t xml:space="preserve">  @override</w:t>
-      </w:r>
-    </w:p>
-    <w:p>
-      <w:pPr>
-        <w:spacing w:line="190" w:lineRule="exact" w:after="0"/>
-        <w:jc w:val="left"/>
-      </w:pPr>
-      <w:r>
-        <w:rPr>
-          <w:rFonts w:ascii="Cascadia Mono" w:hAnsi="Cascadia Mono" w:cs="Cascadia Mono"/>
-          <w:b w:val="0"/>
-          <w:sz w:val="19"/>
-        </w:rPr>
-        <w:t xml:space="preserve">  Widget build(BuildContext context) {</w:t>
-      </w:r>
-    </w:p>
-    <w:p>
-      <w:pPr>
-        <w:spacing w:line="190" w:lineRule="exact" w:after="0"/>
-        <w:jc w:val="left"/>
-      </w:pPr>
-      <w:r>
-        <w:rPr>
-          <w:rFonts w:ascii="Cascadia Mono" w:hAnsi="Cascadia Mono" w:cs="Cascadia Mono"/>
-          <w:b w:val="0"/>
-          <w:sz w:val="19"/>
-        </w:rPr>
-        <w:t xml:space="preserve">    return Container(</w:t>
-      </w:r>
-    </w:p>
-    <w:p>
-      <w:pPr>
-        <w:spacing w:line="190" w:lineRule="exact" w:after="0"/>
-        <w:jc w:val="left"/>
-      </w:pPr>
-      <w:r>
-        <w:rPr>
-          <w:rFonts w:ascii="Cascadia Mono" w:hAnsi="Cascadia Mono" w:cs="Cascadia Mono"/>
-          <w:b w:val="0"/>
-          <w:sz w:val="19"/>
-        </w:rPr>
-        <w:t xml:space="preserve">      width: double.infinity,</w:t>
-      </w:r>
-    </w:p>
-    <w:p>
-      <w:pPr>
-        <w:spacing w:line="190" w:lineRule="exact" w:after="0"/>
-        <w:jc w:val="left"/>
-      </w:pPr>
-      <w:r>
-        <w:rPr>
-          <w:rFonts w:ascii="Cascadia Mono" w:hAnsi="Cascadia Mono" w:cs="Cascadia Mono"/>
-          <w:b w:val="0"/>
-          <w:sz w:val="19"/>
-        </w:rPr>
-        <w:t xml:space="preserve">      padding: const EdgeInsets.all(16),</w:t>
-      </w:r>
-    </w:p>
-    <w:p>
-      <w:pPr>
-        <w:spacing w:line="190" w:lineRule="exact" w:after="0"/>
-        <w:jc w:val="left"/>
-      </w:pPr>
-      <w:r>
-        <w:rPr>
-          <w:rFonts w:ascii="Cascadia Mono" w:hAnsi="Cascadia Mono" w:cs="Cascadia Mono"/>
-          <w:b w:val="0"/>
-          <w:sz w:val="19"/>
-        </w:rPr>
-        <w:t xml:space="preserve">      decoration: BoxDecoration(</w:t>
-      </w:r>
-    </w:p>
-    <w:p>
-      <w:pPr>
-        <w:spacing w:line="190" w:lineRule="exact" w:after="0"/>
-        <w:jc w:val="left"/>
-      </w:pPr>
-      <w:r>
-        <w:rPr>
-          <w:rFonts w:ascii="Cascadia Mono" w:hAnsi="Cascadia Mono" w:cs="Cascadia Mono"/>
-          <w:b w:val="0"/>
-          <w:sz w:val="19"/>
-        </w:rPr>
-        <w:t xml:space="preserve">        color: backgroundColor,</w:t>
-      </w:r>
-    </w:p>
-    <w:p>
-      <w:pPr>
-        <w:spacing w:line="190" w:lineRule="exact" w:after="0"/>
-        <w:jc w:val="left"/>
-      </w:pPr>
-      <w:r>
-        <w:rPr>
-          <w:rFonts w:ascii="Cascadia Mono" w:hAnsi="Cascadia Mono" w:cs="Cascadia Mono"/>
-          <w:b w:val="0"/>
-          <w:sz w:val="19"/>
-        </w:rPr>
-        <w:t xml:space="preserve">        borderRadius: BorderRadius.circular(12),</w:t>
-      </w:r>
-    </w:p>
-    <w:p>
-      <w:pPr>
-        <w:spacing w:line="190" w:lineRule="exact" w:after="0"/>
-        <w:jc w:val="left"/>
-      </w:pPr>
-      <w:r>
-        <w:rPr>
-          <w:rFonts w:ascii="Cascadia Mono" w:hAnsi="Cascadia Mono" w:cs="Cascadia Mono"/>
-          <w:b w:val="0"/>
-          <w:sz w:val="19"/>
-        </w:rPr>
-        <w:t xml:space="preserve">        border: Border.all(</w:t>
-      </w:r>
-    </w:p>
-    <w:p>
-      <w:pPr>
-        <w:spacing w:line="190" w:lineRule="exact" w:after="0"/>
-        <w:jc w:val="left"/>
-      </w:pPr>
-      <w:r>
-        <w:rPr>
-          <w:rFonts w:ascii="Cascadia Mono" w:hAnsi="Cascadia Mono" w:cs="Cascadia Mono"/>
-          <w:b w:val="0"/>
-          <w:sz w:val="19"/>
-        </w:rPr>
-        <w:t xml:space="preserve">          color: borderColor,</w:t>
-      </w:r>
-    </w:p>
-    <w:p>
-      <w:pPr>
-        <w:spacing w:line="190" w:lineRule="exact" w:after="0"/>
-        <w:jc w:val="left"/>
-      </w:pPr>
-      <w:r>
-        <w:rPr>
-          <w:rFonts w:ascii="Cascadia Mono" w:hAnsi="Cascadia Mono" w:cs="Cascadia Mono"/>
-          <w:b w:val="0"/>
-          <w:sz w:val="19"/>
-        </w:rPr>
-        <w:t xml:space="preserve">          width: 1,</w:t>
-      </w:r>
-    </w:p>
-    <w:p>
-      <w:pPr>
-        <w:spacing w:line="190" w:lineRule="exact" w:after="0"/>
-        <w:jc w:val="left"/>
-      </w:pPr>
-      <w:r>
-        <w:rPr>
-          <w:rFonts w:ascii="Cascadia Mono" w:hAnsi="Cascadia Mono" w:cs="Cascadia Mono"/>
-          <w:b w:val="0"/>
-          <w:sz w:val="19"/>
-        </w:rPr>
-        <w:t xml:space="preserve">        ),</w:t>
-      </w:r>
-    </w:p>
-    <w:p>
-      <w:pPr>
-        <w:spacing w:line="190" w:lineRule="exact" w:after="0"/>
-        <w:jc w:val="left"/>
-      </w:pPr>
-      <w:r>
-        <w:rPr>
-          <w:rFonts w:ascii="Cascadia Mono" w:hAnsi="Cascadia Mono" w:cs="Cascadia Mono"/>
-          <w:b w:val="0"/>
-          <w:sz w:val="19"/>
-        </w:rPr>
-        <w:t xml:space="preserve">      ),</w:t>
-      </w:r>
-    </w:p>
-    <w:p>
-      <w:pPr>
-        <w:spacing w:line="190" w:lineRule="exact" w:after="0"/>
-        <w:jc w:val="left"/>
-      </w:pPr>
-      <w:r>
-        <w:rPr>
-          <w:rFonts w:ascii="Cascadia Mono" w:hAnsi="Cascadia Mono" w:cs="Cascadia Mono"/>
-          <w:b w:val="0"/>
-          <w:sz w:val="19"/>
-        </w:rPr>
-        <w:t xml:space="preserve">      child: Text(</w:t>
-      </w:r>
-    </w:p>
-    <w:p>
-      <w:pPr>
-        <w:spacing w:line="190" w:lineRule="exact" w:after="0"/>
-        <w:jc w:val="left"/>
-      </w:pPr>
-      <w:r>
-        <w:rPr>
-          <w:rFonts w:ascii="Cascadia Mono" w:hAnsi="Cascadia Mono" w:cs="Cascadia Mono"/>
-          <w:b w:val="0"/>
-          <w:sz w:val="19"/>
-        </w:rPr>
-        <w:t xml:space="preserve">        description,</w:t>
-      </w:r>
-    </w:p>
-    <w:p>
-      <w:pPr>
-        <w:spacing w:line="190" w:lineRule="exact" w:after="0"/>
-        <w:jc w:val="left"/>
-      </w:pPr>
-      <w:r>
-        <w:rPr>
-          <w:rFonts w:ascii="Cascadia Mono" w:hAnsi="Cascadia Mono" w:cs="Cascadia Mono"/>
-          <w:b w:val="0"/>
-          <w:sz w:val="19"/>
-        </w:rPr>
-        <w:t xml:space="preserve">        style: TextStyle(</w:t>
-      </w:r>
-    </w:p>
-    <w:p>
-      <w:pPr>
-        <w:spacing w:line="190" w:lineRule="exact" w:after="0"/>
-        <w:jc w:val="left"/>
-      </w:pPr>
-      <w:r>
-        <w:rPr>
-          <w:rFonts w:ascii="Cascadia Mono" w:hAnsi="Cascadia Mono" w:cs="Cascadia Mono"/>
-          <w:b w:val="0"/>
-          <w:sz w:val="19"/>
-        </w:rPr>
-        <w:t xml:space="preserve">          fontSize: 15,</w:t>
-      </w:r>
-    </w:p>
-    <w:p>
-      <w:pPr>
-        <w:spacing w:line="190" w:lineRule="exact" w:after="0"/>
-        <w:jc w:val="left"/>
-      </w:pPr>
-      <w:r>
-        <w:rPr>
-          <w:rFonts w:ascii="Cascadia Mono" w:hAnsi="Cascadia Mono" w:cs="Cascadia Mono"/>
-          <w:b w:val="0"/>
-          <w:sz w:val="19"/>
-        </w:rPr>
-        <w:t xml:space="preserve">          height: 1.5,</w:t>
-      </w:r>
-    </w:p>
-    <w:p>
-      <w:pPr>
-        <w:spacing w:line="190" w:lineRule="exact" w:after="0"/>
-        <w:jc w:val="left"/>
-      </w:pPr>
-      <w:r>
-        <w:rPr>
-          <w:rFonts w:ascii="Cascadia Mono" w:hAnsi="Cascadia Mono" w:cs="Cascadia Mono"/>
-          <w:b w:val="0"/>
-          <w:sz w:val="19"/>
-        </w:rPr>
-        <w:t xml:space="preserve">          color: textColor,</w:t>
-      </w:r>
-    </w:p>
-    <w:p>
-      <w:pPr>
-        <w:spacing w:line="190" w:lineRule="exact" w:after="0"/>
-        <w:jc w:val="left"/>
-      </w:pPr>
-      <w:r>
-        <w:rPr>
-          <w:rFonts w:ascii="Cascadia Mono" w:hAnsi="Cascadia Mono" w:cs="Cascadia Mono"/>
-          <w:b w:val="0"/>
-          <w:sz w:val="19"/>
-        </w:rPr>
-        <w:t xml:space="preserve">        ),</w:t>
-      </w:r>
-    </w:p>
-    <w:p>
-      <w:pPr>
-        <w:spacing w:line="190" w:lineRule="exact" w:after="0"/>
-        <w:jc w:val="left"/>
-      </w:pPr>
-      <w:r>
-        <w:rPr>
-          <w:rFonts w:ascii="Cascadia Mono" w:hAnsi="Cascadia Mono" w:cs="Cascadia Mono"/>
-          <w:b w:val="0"/>
-          <w:sz w:val="19"/>
-        </w:rPr>
-        <w:t xml:space="preserve">        maxLines: 6,</w:t>
-      </w:r>
-    </w:p>
-    <w:p>
-      <w:pPr>
-        <w:spacing w:line="190" w:lineRule="exact" w:after="0"/>
-        <w:jc w:val="left"/>
-      </w:pPr>
-      <w:r>
-        <w:rPr>
-          <w:rFonts w:ascii="Cascadia Mono" w:hAnsi="Cascadia Mono" w:cs="Cascadia Mono"/>
-          <w:b w:val="0"/>
-          <w:sz w:val="19"/>
-        </w:rPr>
-        <w:t xml:space="preserve">        overflow: TextOverflow.ellipsis,</w:t>
-      </w:r>
-    </w:p>
-    <w:p>
-      <w:pPr>
-        <w:spacing w:line="190" w:lineRule="exact" w:after="0"/>
-        <w:jc w:val="left"/>
-      </w:pPr>
-      <w:r>
-        <w:rPr>
-          <w:rFonts w:ascii="Cascadia Mono" w:hAnsi="Cascadia Mono" w:cs="Cascadia Mono"/>
-          <w:b w:val="0"/>
-          <w:sz w:val="19"/>
-        </w:rPr>
-        <w:t xml:space="preserve">      ),</w:t>
-      </w:r>
-    </w:p>
-    <w:p>
-      <w:pPr>
-        <w:spacing w:line="190" w:lineRule="exact" w:after="0"/>
-        <w:jc w:val="left"/>
-      </w:pPr>
-      <w:r>
-        <w:rPr>
-          <w:rFonts w:ascii="Cascadia Mono" w:hAnsi="Cascadia Mono" w:cs="Cascadia Mono"/>
-          <w:b w:val="0"/>
-          <w:sz w:val="19"/>
-        </w:rPr>
-        <w:t xml:space="preserve">    );</w:t>
-      </w:r>
-    </w:p>
-    <w:p>
-      <w:pPr>
-        <w:spacing w:line="190" w:lineRule="exact" w:after="0"/>
-        <w:jc w:val="left"/>
-      </w:pPr>
-      <w:r>
-        <w:rPr>
-          <w:rFonts w:ascii="Cascadia Mono" w:hAnsi="Cascadia Mono" w:cs="Cascadia Mono"/>
-          <w:b w:val="0"/>
-          <w:sz w:val="19"/>
-        </w:rPr>
-        <w:t xml:space="preserve">  }</w:t>
-      </w:r>
-    </w:p>
-    <w:p>
-      <w:pPr>
-        <w:spacing w:line="190" w:lineRule="exact" w:after="0"/>
-        <w:jc w:val="left"/>
-      </w:pPr>
-      <w:r>
-        <w:rPr>
-          <w:rFonts w:ascii="Cascadia Mono" w:hAnsi="Cascadia Mono" w:cs="Cascadia Mono"/>
-          <w:b w:val="0"/>
-          <w:sz w:val="19"/>
-        </w:rPr>
-        <w:t>}</w:t>
-      </w:r>
-    </w:p>
-    <w:p>
-      <w:pPr>
-        <w:spacing w:line="190" w:lineRule="exact" w:after="0"/>
-        <w:jc w:val="left"/>
-      </w:pPr>
     </w:p>
     <w:p>
       <w:pPr>

--- a/Lab_4/ПМД_КН-2327Б_Багрій-Белз_ЛР-4.docx
+++ b/Lab_4/ПМД_КН-2327Б_Багрій-Белз_ЛР-4.docx
@@ -980,6 +980,34 @@
     </w:p>
     <w:p>
       <w:pPr>
+        <w:spacing w:line="276" w:lineRule="auto" w:after="0"/>
+        <w:jc w:val="both"/>
+      </w:pPr>
+      <w:r>
+        <w:rPr>
+          <w:rFonts w:ascii="Times New Roman" w:hAnsi="Times New Roman" w:cs="Times New Roman"/>
+          <w:b w:val="0"/>
+          <w:sz w:val="28"/>
+        </w:rPr>
+        <w:t>Репозиторій з кодом лабораторних робіт: https://github.com/bahriibelzandrii/PMD</w:t>
+      </w:r>
+    </w:p>
+    <w:p>
+      <w:pPr>
+        <w:spacing w:line="276" w:lineRule="auto" w:after="0"/>
+        <w:jc w:val="both"/>
+      </w:pPr>
+      <w:r>
+        <w:rPr>
+          <w:rFonts w:ascii="Times New Roman" w:hAnsi="Times New Roman" w:cs="Times New Roman"/>
+          <w:b w:val="0"/>
+          <w:sz w:val="28"/>
+        </w:rPr>
+        <w:t>Код і матеріали цієї лабораторної роботи: https://github.com/bahriibelzandrii/PMD/tree/main/Lab_4</w:t>
+      </w:r>
+    </w:p>
+    <w:p>
+      <w:pPr>
         <w:spacing w:line="276" w:lineRule="auto"/>
         <w:jc w:val="both"/>
       </w:pPr>
